--- a/inflation_detailed_analysis.docx
+++ b/inflation_detailed_analysis.docx
@@ -15,7 +15,7 @@
         <w:pStyle w:val="Date"/>
       </w:pPr>
       <w:r>
-        <w:t xml:space="preserve">2025-12-12</w:t>
+        <w:t xml:space="preserve">2026-01-12</w:t>
       </w:r>
     </w:p>
     <w:sdt>
